--- a/docs/MoonSentinel项目申报书.docx
+++ b/docs/MoonSentinel项目申报书.docx
@@ -161,7 +161,7 @@
                 <w:color w:val="1F1F1F"/>
                 <w:sz w:val="19"/>
               </w:rPr>
-              <w:t>苏天伟</w:t>
+              <w:t>苏天纬</w:t>
             </w:r>
           </w:p>
         </w:tc>
